--- a/TitlePage_CHBR.docx
+++ b/TitlePage_CHBR.docx
@@ -124,29 +124,29 @@
     <w:p>
       <w:pPr>
         <w:pStyle w:val="BodyText"/>
-        <w:rPr/>
+        <w:rPr>
+          <w:sz w:val="16"/>
+          <w:szCs w:val="16"/>
+        </w:rPr>
       </w:pPr>
       <w:r>
         <w:rPr/>
+        <w:t> </w:t>
       </w:r>
     </w:p>
     <w:p>
       <w:pPr>
         <w:pStyle w:val="BodyText"/>
-        <w:rPr/>
+        <w:rPr>
+          <w:sz w:val="16"/>
+          <w:szCs w:val="16"/>
+        </w:rPr>
       </w:pPr>
       <w:r>
-        <w:rPr/>
-      </w:r>
-    </w:p>
-    <w:p>
-      <w:pPr>
-        <w:pStyle w:val="BodyText"/>
-        <w:rPr/>
-      </w:pPr>
-      <w:r>
-        <w:rPr/>
-        <w:t> </w:t>
+        <w:rPr>
+          <w:sz w:val="16"/>
+          <w:szCs w:val="16"/>
+        </w:rPr>
       </w:r>
     </w:p>
     <w:p>
@@ -169,7 +169,9 @@
       <w:bookmarkEnd w:id="0"/>
     </w:p>
     <w:sectPr>
-      <w:footerReference w:type="default" r:id="rId2"/>
+      <w:footerReference w:type="even" r:id="rId2"/>
+      <w:footerReference w:type="default" r:id="rId3"/>
+      <w:footerReference w:type="first" r:id="rId4"/>
       <w:type w:val="nextPage"/>
       <w:pgSz w:w="12240" w:h="15840"/>
       <w:pgMar w:left="1440" w:right="1440" w:gutter="0" w:header="0" w:top="1440" w:footer="1440" w:bottom="2543"/>
@@ -183,6 +185,68 @@
 </file>
 
 <file path=word/footer1.xml><?xml version="1.0" encoding="utf-8"?>
+<w:ftr xmlns:o="urn:schemas-microsoft-com:office:office" xmlns:r="http://schemas.openxmlformats.org/officeDocument/2006/relationships" xmlns:v="urn:schemas-microsoft-com:vml" xmlns:w="http://schemas.openxmlformats.org/wordprocessingml/2006/main" xmlns:w10="urn:schemas-microsoft-com:office:word" xmlns:wp="http://schemas.openxmlformats.org/drawingml/2006/wordprocessingDrawing" xmlns:pic="http://schemas.openxmlformats.org/drawingml/2006/picture" xmlns:wps="http://schemas.microsoft.com/office/word/2010/wordprocessingShape" xmlns:wpg="http://schemas.microsoft.com/office/word/2010/wordprocessingGroup" xmlns:mc="http://schemas.openxmlformats.org/markup-compatibility/2006" xmlns:wp14="http://schemas.microsoft.com/office/word/2010/wordprocessingDrawing" xmlns:w14="http://schemas.microsoft.com/office/word/2010/wordml" xmlns:w15="http://schemas.microsoft.com/office/word/2012/wordml" mc:Ignorable="w14 wp14 w15">
+  <w:p>
+    <w:pPr>
+      <w:pStyle w:val="Footer"/>
+      <w:suppressLineNumbers/>
+      <w:spacing w:before="0" w:after="200"/>
+      <w:rPr/>
+    </w:pPr>
+    <w:r>
+      <w:rPr/>
+    </w:r>
+  </w:p>
+</w:ftr>
+</file>
+
+<file path=word/footer2.xml><?xml version="1.0" encoding="utf-8"?>
+<w:ftr xmlns:o="urn:schemas-microsoft-com:office:office" xmlns:r="http://schemas.openxmlformats.org/officeDocument/2006/relationships" xmlns:v="urn:schemas-microsoft-com:vml" xmlns:w="http://schemas.openxmlformats.org/wordprocessingml/2006/main" xmlns:w10="urn:schemas-microsoft-com:office:word" xmlns:wp="http://schemas.openxmlformats.org/drawingml/2006/wordprocessingDrawing" xmlns:pic="http://schemas.openxmlformats.org/drawingml/2006/picture" xmlns:wps="http://schemas.microsoft.com/office/word/2010/wordprocessingShape" xmlns:wpg="http://schemas.microsoft.com/office/word/2010/wordprocessingGroup" xmlns:mc="http://schemas.openxmlformats.org/markup-compatibility/2006" xmlns:wp14="http://schemas.microsoft.com/office/word/2010/wordprocessingDrawing" xmlns:w14="http://schemas.microsoft.com/office/word/2010/wordml" xmlns:w15="http://schemas.microsoft.com/office/word/2012/wordml" mc:Ignorable="w14 wp14 w15">
+  <w:p>
+    <w:pPr>
+      <w:pStyle w:val="BodyText"/>
+      <w:spacing w:before="180" w:after="180"/>
+      <w:rPr>
+        <w:sz w:val="20"/>
+        <w:szCs w:val="20"/>
+      </w:rPr>
+    </w:pPr>
+    <w:r>
+      <w:rPr>
+        <w:sz w:val="20"/>
+        <w:szCs w:val="20"/>
+        <w:vertAlign w:val="superscript"/>
+      </w:rPr>
+      <w:t>*</w:t>
+    </w:r>
+    <w:r>
+      <w:rPr>
+        <w:sz w:val="20"/>
+        <w:szCs w:val="20"/>
+      </w:rPr>
+      <w:t xml:space="preserve"> </w:t>
+    </w:r>
+    <w:r>
+      <w:rPr>
+        <w:b/>
+        <w:bCs/>
+        <w:sz w:val="20"/>
+        <w:szCs w:val="20"/>
+      </w:rPr>
+      <w:t>Corresponding author:</w:t>
+    </w:r>
+    <w:r>
+      <w:rPr>
+        <w:sz w:val="20"/>
+        <w:szCs w:val="20"/>
+      </w:rPr>
+      <w:t xml:space="preserve"> Irenaeus Wolff, Thurgau Institute of Economics, Hafenstrasse 6, 8280 Kreuzlingen, Switzerland. E-mail: wolff@twi-kreuzlingen.ch</w:t>
+    </w:r>
+  </w:p>
+</w:ftr>
+</file>
+
+<file path=word/footer3.xml><?xml version="1.0" encoding="utf-8"?>
 <w:ftr xmlns:o="urn:schemas-microsoft-com:office:office" xmlns:r="http://schemas.openxmlformats.org/officeDocument/2006/relationships" xmlns:v="urn:schemas-microsoft-com:vml" xmlns:w="http://schemas.openxmlformats.org/wordprocessingml/2006/main" xmlns:w10="urn:schemas-microsoft-com:office:word" xmlns:wp="http://schemas.openxmlformats.org/drawingml/2006/wordprocessingDrawing" xmlns:pic="http://schemas.openxmlformats.org/drawingml/2006/picture" xmlns:wps="http://schemas.microsoft.com/office/word/2010/wordprocessingShape" xmlns:wpg="http://schemas.microsoft.com/office/word/2010/wordprocessingGroup" xmlns:mc="http://schemas.openxmlformats.org/markup-compatibility/2006" xmlns:wp14="http://schemas.microsoft.com/office/word/2010/wordprocessingDrawing" xmlns:w14="http://schemas.microsoft.com/office/word/2010/wordml" xmlns:w15="http://schemas.microsoft.com/office/word/2012/wordml" mc:Ignorable="w14 wp14 w15">
   <w:p>
     <w:pPr>
@@ -251,6 +315,7 @@
     <w:qFormat/>
     <w:pPr>
       <w:widowControl/>
+      <w:suppressAutoHyphens w:val="true"/>
       <w:bidi w:val="0"/>
       <w:spacing w:before="0" w:after="200"/>
       <w:jc w:val="left"/>
@@ -480,9 +545,16 @@
     <w:qFormat/>
     <w:rPr/>
   </w:style>
+  <w:style w:type="character" w:styleId="Funotenzeichenuser">
+    <w:name w:val="Fußnotenzeichen (user)"/>
+    <w:basedOn w:val="BodyTextChar"/>
+    <w:qFormat/>
+    <w:rPr>
+      <w:vertAlign w:val="superscript"/>
+    </w:rPr>
+  </w:style>
   <w:style w:type="character" w:styleId="Funotenzeichen">
     <w:name w:val="Fußnotenzeichen"/>
-    <w:basedOn w:val="BodyTextChar"/>
     <w:qFormat/>
     <w:rPr>
       <w:vertAlign w:val="superscript"/>
@@ -814,6 +886,32 @@
       <w:rFonts w:cs="Noto Sans Devanagari"/>
     </w:rPr>
   </w:style>
+  <w:style w:type="paragraph" w:styleId="berschriftuser">
+    <w:name w:val="Überschrift (user)"/>
+    <w:basedOn w:val="Normal"/>
+    <w:next w:val="BodyText"/>
+    <w:qFormat/>
+    <w:pPr>
+      <w:keepNext w:val="true"/>
+      <w:spacing w:before="240" w:after="120"/>
+    </w:pPr>
+    <w:rPr>
+      <w:rFonts w:ascii="Liberation Sans" w:hAnsi="Liberation Sans" w:eastAsia="Noto Sans CJK SC" w:cs="Noto Sans Devanagari"/>
+      <w:sz w:val="28"/>
+      <w:szCs w:val="28"/>
+    </w:rPr>
+  </w:style>
+  <w:style w:type="paragraph" w:styleId="Verzeichnisuser">
+    <w:name w:val="Verzeichnis (user)"/>
+    <w:basedOn w:val="Normal"/>
+    <w:qFormat/>
+    <w:pPr>
+      <w:suppressLineNumbers/>
+    </w:pPr>
+    <w:rPr>
+      <w:rFonts w:cs="Noto Sans Devanagari"/>
+    </w:rPr>
+  </w:style>
   <w:style w:type="paragraph" w:styleId="FirstParagraph" w:customStyle="1">
     <w:name w:val="First Paragraph"/>
     <w:basedOn w:val="BodyText"/>
@@ -875,6 +973,7 @@
       <w:keepNext w:val="true"/>
       <w:keepLines/>
       <w:widowControl/>
+      <w:suppressAutoHyphens w:val="true"/>
       <w:bidi w:val="0"/>
       <w:spacing w:before="0" w:after="200"/>
       <w:jc w:val="center"/>
@@ -896,6 +995,7 @@
       <w:keepNext w:val="true"/>
       <w:keepLines/>
       <w:widowControl/>
+      <w:suppressAutoHyphens w:val="true"/>
       <w:bidi w:val="0"/>
       <w:spacing w:before="0" w:after="200"/>
       <w:jc w:val="center"/>
@@ -1008,8 +1108,8 @@
     <w:pPr/>
     <w:rPr/>
   </w:style>
-  <w:style w:type="paragraph" w:styleId="Schaubild" w:customStyle="1">
-    <w:name w:val="Schaubild"/>
+  <w:style w:type="paragraph" w:styleId="Schaubilduser" w:customStyle="1">
+    <w:name w:val="Schaubild (user)"/>
     <w:basedOn w:val="Normal"/>
     <w:qFormat/>
     <w:pPr/>
@@ -1017,7 +1117,7 @@
   </w:style>
   <w:style w:type="paragraph" w:styleId="CaptionedFigure" w:customStyle="1">
     <w:name w:val="Captioned Figure"/>
-    <w:basedOn w:val="Schaubild"/>
+    <w:basedOn w:val="Schaubilduser"/>
     <w:qFormat/>
     <w:pPr>
       <w:keepNext w:val="true"/>
@@ -1026,7 +1126,7 @@
   </w:style>
   <w:style w:type="paragraph" w:styleId="IndexHeading">
     <w:name w:val="index heading"/>
-    <w:basedOn w:val="berschrift"/>
+    <w:basedOn w:val="berschriftuser"/>
     <w:pPr/>
     <w:rPr/>
   </w:style>
@@ -1056,8 +1156,8 @@
     <w:pPr/>
     <w:rPr/>
   </w:style>
-  <w:style w:type="paragraph" w:styleId="Kopf-Fuzeile">
-    <w:name w:val="Kopf-/Fußzeile"/>
+  <w:style w:type="paragraph" w:styleId="Kopf-Fuzeileuser">
+    <w:name w:val="Kopf-/Fußzeile (user)"/>
     <w:basedOn w:val="Normal"/>
     <w:qFormat/>
     <w:pPr>
@@ -1070,9 +1170,16 @@
     </w:pPr>
     <w:rPr/>
   </w:style>
+  <w:style w:type="paragraph" w:styleId="Kopf-Fuzeile">
+    <w:name w:val="Kopf-/Fußzeile"/>
+    <w:basedOn w:val="Normal"/>
+    <w:qFormat/>
+    <w:pPr/>
+    <w:rPr/>
+  </w:style>
   <w:style w:type="paragraph" w:styleId="Footer">
     <w:name w:val="footer"/>
-    <w:basedOn w:val="Kopf-Fuzeile"/>
+    <w:basedOn w:val="Kopf-Fuzeileuser"/>
     <w:pPr>
       <w:suppressLineNumbers/>
     </w:pPr>
